--- a/Arquitectura de Sistemas Computacionales/Kit docente/Clase 6/Solucion Taller Clase 6 - CloudLite.docx
+++ b/Arquitectura de Sistemas Computacionales/Kit docente/Clase 6/Solucion Taller Clase 6 - CloudLite.docx
@@ -3086,7 +3086,7 @@
           <w:color w:val="4A4A49"/>
           <w:sz w:val="22"/>
         </w:rPr>
-        <w:t xml:space="preserve"> de cada control, prorrateado: 0.5 pts por fila. Se acepta «caja X» o «flecha X -&gt; Y» siempre que el nombre exista en el C4 Container de la Clase 4 o en el diagrama de despliegue de la Clase 7.</w:t>
+        <w:t xml:space="preserve"> de cada control, repartido: 0.5 pts por fila. Se acepta «caja X» o «flecha X -&gt; Y» siempre que el nombre exista en el C4 Container de la Clase 4 o en el diagrama de despliegue de la Clase 7.</w:t>
       </w:r>
     </w:p>
     <w:p>
@@ -3988,7 +3988,7 @@
           <w:color w:val="4A4A49"/>
           <w:sz w:val="22"/>
         </w:rPr>
-        <w:t>, limpiar el historial de git — y sabiendo que es cosmetico: si el repositorio es publico, cualquier clon o cualquier indexador ya tiene la copia.</w:t>
+        <w:t>, limpiar el historial de git — y sabiendo que no arregla el fondo: si el repositorio es publico, cualquier clon o cualquier indexador ya tiene la copia.</w:t>
       </w:r>
     </w:p>
     <w:p>
